--- a/Tailored_CVs/Shinoy_12Build_Agentic_Automation_Test_Engineer.docx
+++ b/Tailored_CVs/Shinoy_12Build_Agentic_Automation_Test_Engineer.docx
@@ -70,7 +70,7 @@
           <w:b w:val="0"/>
           <w:sz w:val="19"/>
         </w:rPr>
-        <w:t>QA Automation Engineer with over 8 years of experience building scalable test frameworks and CI/CD pipelines using Java, Playwright, and Terraform. I specialize in designing test platform architectures, managing test data lifecycles, and coaching teams on reliable end-to-end testing practices. Drawing on my background with Gemini Code Assist, I also streamline test generation to keep pace with modern automated development cycles.</w:t>
+        <w:t>I am a QA automation engineer with over eight years of experience building reliable testing frameworks, CI/CD pipelines, and cloud environments with Java, Selenium, Playwright, and Terraform. I enjoy working closely with product teams to translate needs into test strategies and reduce defect leakage. Recently, I have also used tools like Gemini Code Assist to speed up test generation. I currently hold a valid EU residence permit and live nearby in Amstelveen.</w:t>
       </w:r>
     </w:p>
     <w:p>
@@ -288,7 +288,7 @@
           <w:b w:val="0"/>
           <w:sz w:val="18"/>
         </w:rPr>
-        <w:t>▸ Designed and scaled endtoend test automation frameworks using Playwright and Java Selenium across complex microservices architectures.</w:t>
+        <w:t>▸ Migrated a Selenium framework to Playwright TypeScript for credit analysis workflows, boosting test execution efficiency by 20% in a microservices environment.</w:t>
       </w:r>
     </w:p>
     <w:p>
@@ -301,7 +301,7 @@
           <w:b w:val="0"/>
           <w:sz w:val="18"/>
         </w:rPr>
-        <w:t>▸ Managed CI/CD test gates and provisioned reliable test infrastructure utilizing Docker, Terraform, and AWS environments.</w:t>
+        <w:t>▸ Implemented CI/CD pipelines and ran scheduled regression test builds using Jenkins while provisioning underlying test environments with Terraform and AWS.</w:t>
       </w:r>
     </w:p>
     <w:p>
@@ -314,7 +314,7 @@
           <w:b w:val="0"/>
           <w:sz w:val="18"/>
         </w:rPr>
-        <w:t>▸ Collaborated with product and exploratory testing teams to translate findings into robust, crossmarket regression coverage.</w:t>
+        <w:t>▸ Collaborated with SRE teams prior to deployments to explain release objectives, identify potential bottlenecks, and reduce defect leakage.</w:t>
       </w:r>
     </w:p>
     <w:p>
@@ -327,7 +327,7 @@
           <w:b w:val="0"/>
           <w:sz w:val="18"/>
         </w:rPr>
-        <w:t>▸ Streamlined test script generation and deployment workflows by utilizing AI tools like Gemini Code Assist.</w:t>
+        <w:t>▸ Streamlined complex test generation and deployment scripts utilizing AI tools like Gemini Code Assist to support faster release cycles.</w:t>
       </w:r>
     </w:p>
     <w:p>

--- a/Tailored_CVs/Shinoy_12Build_Agentic_Automation_Test_Engineer.docx
+++ b/Tailored_CVs/Shinoy_12Build_Agentic_Automation_Test_Engineer.docx
@@ -70,7 +70,7 @@
           <w:b w:val="0"/>
           <w:sz w:val="19"/>
         </w:rPr>
-        <w:t>I am a QA automation engineer with over eight years of experience building reliable testing frameworks, CI/CD pipelines, and cloud environments with Java, Selenium, Playwright, and Terraform. I enjoy working closely with product teams to translate needs into test strategies and reduce defect leakage. Recently, I have also used tools like Gemini Code Assist to speed up test generation. I currently hold a valid EU residence permit and live nearby in Amstelveen.</w:t>
+        <w:t>I am a QA automation engineer with over eight years of experience building reliable testing frameworks, CI/CD pipelines, and cloud environments using AWS and Terraform. I am comfortable collaborating across teams to support test execution and improve smoke test coverage. Recently, I have also used tools like Gemini Code Assist to help streamline test generation.</w:t>
       </w:r>
     </w:p>
     <w:p>
@@ -288,7 +288,7 @@
           <w:b w:val="0"/>
           <w:sz w:val="18"/>
         </w:rPr>
-        <w:t>▸ Migrated a Selenium framework to Playwright TypeScript for credit analysis workflows, boosting test execution efficiency by 20% in a microservices environment.</w:t>
+        <w:t>▸ Designed and maintained automated test frameworks and CI/CD pipelines using Jenkins, AWS, and Terraform to keep release processes stable.</w:t>
       </w:r>
     </w:p>
     <w:p>
@@ -301,7 +301,7 @@
           <w:b w:val="0"/>
           <w:sz w:val="18"/>
         </w:rPr>
-        <w:t>▸ Implemented CI/CD pipelines and ran scheduled regression test builds using Jenkins while provisioning underlying test environments with Terraform and AWS.</w:t>
+        <w:t>▸ Collaborated with crossfunctional teams to translate exploratory testing insights into reliable regression and smoke test suites.</w:t>
       </w:r>
     </w:p>
     <w:p>
@@ -314,7 +314,7 @@
           <w:b w:val="0"/>
           <w:sz w:val="18"/>
         </w:rPr>
-        <w:t>▸ Collaborated with SRE teams prior to deployments to explain release objectives, identify potential bottlenecks, and reduce defect leakage.</w:t>
+        <w:t>▸ Managed test frameworks and supported local E2E test writing to help teams maintain release velocity across multiple markets.</w:t>
       </w:r>
     </w:p>
     <w:p>
@@ -327,7 +327,7 @@
           <w:b w:val="0"/>
           <w:sz w:val="18"/>
         </w:rPr>
-        <w:t>▸ Streamlined complex test generation and deployment scripts utilizing AI tools like Gemini Code Assist to support faster release cycles.</w:t>
+        <w:t>▸ Streamlined complex test generation and deployment scripts utilizing AI tools like Gemini Code Assist.</w:t>
       </w:r>
     </w:p>
     <w:p>
